--- a/Ciclo 01/DSI/Trabajo DSI.docx
+++ b/Ciclo 01/DSI/Trabajo DSI.docx
@@ -10,105 +10,19 @@
         </w:rPr>
       </w:pPr>
       <w:r>
+        <w:rPr>
+          <w:noProof/>
+        </w:rPr>
         <mc:AlternateContent>
           <mc:Choice Requires="wps">
             <w:drawing>
-              <wp:anchor distT="0" distB="0" distL="114300" distR="114300" simplePos="0" relativeHeight="251660288" behindDoc="0" locked="0" layoutInCell="1" allowOverlap="1" wp14:anchorId="5B1F893F" wp14:editId="517AA5BF">
+              <wp:anchor distT="0" distB="0" distL="114300" distR="114300" simplePos="0" relativeHeight="251659775" behindDoc="0" locked="0" layoutInCell="1" allowOverlap="1" wp14:anchorId="6E7E65EB" wp14:editId="537CB36F">
                 <wp:simplePos x="0" y="0"/>
-                <wp:positionH relativeFrom="column">
-                  <wp:posOffset>-1133475</wp:posOffset>
+                <wp:positionH relativeFrom="margin">
+                  <wp:posOffset>-335280</wp:posOffset>
                 </wp:positionH>
                 <wp:positionV relativeFrom="paragraph">
-                  <wp:posOffset>8320405</wp:posOffset>
-                </wp:positionV>
-                <wp:extent cx="1493520" cy="967740"/>
-                <wp:effectExtent l="0" t="0" r="0" b="3810"/>
-                <wp:wrapNone/>
-                <wp:docPr id="2" name="Triángulo isósceles 2"/>
-                <wp:cNvGraphicFramePr/>
-                <a:graphic xmlns:a="http://schemas.openxmlformats.org/drawingml/2006/main">
-                  <a:graphicData uri="http://schemas.microsoft.com/office/word/2010/wordprocessingShape">
-                    <wps:wsp>
-                      <wps:cNvSpPr/>
-                      <wps:spPr>
-                        <a:xfrm>
-                          <a:off x="0" y="0"/>
-                          <a:ext cx="1493520" cy="967740"/>
-                        </a:xfrm>
-                        <a:prstGeom prst="triangle">
-                          <a:avLst/>
-                        </a:prstGeom>
-                        <a:solidFill>
-                          <a:schemeClr val="bg1"/>
-                        </a:solidFill>
-                        <a:ln>
-                          <a:noFill/>
-                        </a:ln>
-                      </wps:spPr>
-                      <wps:style>
-                        <a:lnRef idx="2">
-                          <a:schemeClr val="accent1">
-                            <a:shade val="15000"/>
-                          </a:schemeClr>
-                        </a:lnRef>
-                        <a:fillRef idx="1">
-                          <a:schemeClr val="accent1"/>
-                        </a:fillRef>
-                        <a:effectRef idx="0">
-                          <a:schemeClr val="accent1"/>
-                        </a:effectRef>
-                        <a:fontRef idx="minor">
-                          <a:schemeClr val="lt1"/>
-                        </a:fontRef>
-                      </wps:style>
-                      <wps:bodyPr rot="0" spcFirstLastPara="0" vertOverflow="overflow" horzOverflow="overflow" vert="horz" wrap="square" lIns="91440" tIns="45720" rIns="91440" bIns="45720" numCol="1" spcCol="0" rtlCol="0" fromWordArt="0" anchor="ctr" anchorCtr="0" forceAA="0" compatLnSpc="1">
-                        <a:prstTxWarp prst="textNoShape">
-                          <a:avLst/>
-                        </a:prstTxWarp>
-                        <a:noAutofit/>
-                      </wps:bodyPr>
-                    </wps:wsp>
-                  </a:graphicData>
-                </a:graphic>
-                <wp14:sizeRelH relativeFrom="margin">
-                  <wp14:pctWidth>0</wp14:pctWidth>
-                </wp14:sizeRelH>
-                <wp14:sizeRelV relativeFrom="margin">
-                  <wp14:pctHeight>0</wp14:pctHeight>
-                </wp14:sizeRelV>
-              </wp:anchor>
-            </w:drawing>
-          </mc:Choice>
-          <mc:Fallback>
-            <w:pict>
-              <v:shapetype w14:anchorId="586BAB6C" id="_x0000_t5" coordsize="21600,21600" o:spt="5" adj="10800" path="m@0,l,21600r21600,xe">
-                <v:stroke joinstyle="miter"/>
-                <v:formulas>
-                  <v:f eqn="val #0"/>
-                  <v:f eqn="prod #0 1 2"/>
-                  <v:f eqn="sum @1 10800 0"/>
-                </v:formulas>
-                <v:path gradientshapeok="t" o:connecttype="custom" o:connectlocs="@0,0;@1,10800;0,21600;10800,21600;21600,21600;@2,10800" textboxrect="0,10800,10800,18000;5400,10800,16200,18000;10800,10800,21600,18000;0,7200,7200,21600;7200,7200,14400,21600;14400,7200,21600,21600"/>
-                <v:handles>
-                  <v:h position="#0,topLeft" xrange="0,21600"/>
-                </v:handles>
-              </v:shapetype>
-              <v:shape id="Triángulo isósceles 2" o:spid="_x0000_s1026" type="#_x0000_t5" style="position:absolute;margin-left:-89.25pt;margin-top:655.15pt;width:117.6pt;height:76.2pt;z-index:251660288;visibility:visible;mso-wrap-style:square;mso-width-percent:0;mso-height-percent:0;mso-wrap-distance-left:9pt;mso-wrap-distance-top:0;mso-wrap-distance-right:9pt;mso-wrap-distance-bottom:0;mso-position-horizontal:absolute;mso-position-horizontal-relative:text;mso-position-vertical:absolute;mso-position-vertical-relative:text;mso-width-percent:0;mso-height-percent:0;mso-width-relative:margin;mso-height-relative:margin;v-text-anchor:middle" o:gfxdata="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" fillcolor="white [3212]" stroked="f" strokeweight="1pt"/>
-            </w:pict>
-          </mc:Fallback>
-        </mc:AlternateContent>
-      </w:r>
-      <w:r>
-        <mc:AlternateContent>
-          <mc:Choice Requires="wps">
-            <w:drawing>
-              <wp:anchor distT="0" distB="0" distL="114300" distR="114300" simplePos="0" relativeHeight="251659775" behindDoc="0" locked="0" layoutInCell="1" allowOverlap="1" wp14:anchorId="6E7E65EB" wp14:editId="0DB6A217">
-                <wp:simplePos x="0" y="0"/>
-                <wp:positionH relativeFrom="margin">
-                  <wp:posOffset>-563880</wp:posOffset>
-                </wp:positionH>
-                <wp:positionV relativeFrom="paragraph">
-                  <wp:posOffset>-899795</wp:posOffset>
+                  <wp:posOffset>-1494155</wp:posOffset>
                 </wp:positionV>
                 <wp:extent cx="160020" cy="10096500"/>
                 <wp:effectExtent l="0" t="0" r="0" b="0"/>
@@ -167,7 +81,7 @@
           </mc:Choice>
           <mc:Fallback>
             <w:pict>
-              <v:rect w14:anchorId="041C876C" id="Rectángulo 3" o:spid="_x0000_s1026" style="position:absolute;margin-left:-44.4pt;margin-top:-70.85pt;width:12.6pt;height:795pt;z-index:251659775;visibility:visible;mso-wrap-style:square;mso-width-percent:0;mso-height-percent:0;mso-wrap-distance-left:9pt;mso-wrap-distance-top:0;mso-wrap-distance-right:9pt;mso-wrap-distance-bottom:0;mso-position-horizontal:absolute;mso-position-horizontal-relative:margin;mso-position-vertical:absolute;mso-position-vertical-relative:text;mso-width-percent:0;mso-height-percent:0;mso-width-relative:margin;mso-height-relative:margin;v-text-anchor:middle" o:gfxdata="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" fillcolor="#156082 [3204]" stroked="f" strokeweight="1pt">
+              <v:rect w14:anchorId="0FA4B18F" id="Rectángulo 3" o:spid="_x0000_s1026" style="position:absolute;margin-left:-26.4pt;margin-top:-117.65pt;width:12.6pt;height:795pt;z-index:251659775;visibility:visible;mso-wrap-style:square;mso-width-percent:0;mso-height-percent:0;mso-wrap-distance-left:9pt;mso-wrap-distance-top:0;mso-wrap-distance-right:9pt;mso-wrap-distance-bottom:0;mso-position-horizontal:absolute;mso-position-horizontal-relative:margin;mso-position-vertical:absolute;mso-position-vertical-relative:text;mso-width-percent:0;mso-height-percent:0;mso-width-relative:margin;mso-height-relative:margin;v-text-anchor:middle" o:gfxdata="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" fillcolor="#156082 [3204]" stroked="f" strokeweight="1pt">
                 <w10:wrap anchorx="margin"/>
               </v:rect>
             </w:pict>
@@ -175,10 +89,13 @@
         </mc:AlternateContent>
       </w:r>
       <w:r>
+        <w:rPr>
+          <w:noProof/>
+        </w:rPr>
         <mc:AlternateContent>
           <mc:Choice Requires="wps">
             <w:drawing>
-              <wp:anchor distT="0" distB="0" distL="114300" distR="114300" simplePos="0" relativeHeight="251659264" behindDoc="0" locked="0" layoutInCell="1" allowOverlap="1" wp14:anchorId="48BD3066" wp14:editId="6E25ECE1">
+              <wp:anchor distT="0" distB="0" distL="114300" distR="114300" simplePos="0" relativeHeight="251659264" behindDoc="0" locked="0" layoutInCell="1" allowOverlap="1" wp14:anchorId="48BD3066" wp14:editId="4AEAE3EB">
                 <wp:simplePos x="0" y="0"/>
                 <wp:positionH relativeFrom="page">
                   <wp:align>left</wp:align>
@@ -243,7 +160,7 @@
           </mc:Choice>
           <mc:Fallback>
             <w:pict>
-              <v:rect w14:anchorId="7594D703" id="Rectángulo 1" o:spid="_x0000_s1026" style="position:absolute;margin-left:0;margin-top:-70.25pt;width:33.6pt;height:795pt;z-index:251659264;visibility:visible;mso-wrap-style:square;mso-width-percent:0;mso-height-percent:0;mso-wrap-distance-left:9pt;mso-wrap-distance-top:0;mso-wrap-distance-right:9pt;mso-wrap-distance-bottom:0;mso-position-horizontal:left;mso-position-horizontal-relative:page;mso-position-vertical:absolute;mso-position-vertical-relative:text;mso-width-percent:0;mso-height-percent:0;mso-width-relative:margin;mso-height-relative:margin;v-text-anchor:middle" o:gfxdata="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" fillcolor="#156082 [3204]" stroked="f" strokeweight="1pt">
+              <v:rect w14:anchorId="59E402C6" id="Rectángulo 1" o:spid="_x0000_s1026" style="position:absolute;margin-left:0;margin-top:-70.25pt;width:33.6pt;height:795pt;z-index:251659264;visibility:visible;mso-wrap-style:square;mso-width-percent:0;mso-height-percent:0;mso-wrap-distance-left:9pt;mso-wrap-distance-top:0;mso-wrap-distance-right:9pt;mso-wrap-distance-bottom:0;mso-position-horizontal:left;mso-position-horizontal-relative:page;mso-position-vertical:absolute;mso-position-vertical-relative:text;mso-width-percent:0;mso-height-percent:0;mso-width-relative:margin;mso-height-relative:margin;v-text-anchor:middle" o:gfxdata="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" fillcolor="#156082 [3204]" stroked="f" strokeweight="1pt">
                 <w10:wrap anchorx="page"/>
               </v:rect>
             </w:pict>
@@ -294,6 +211,7 @@
       </w:pPr>
       <w:r>
         <w:rPr>
+          <w:noProof/>
           <w:color w:val="000000"/>
           <w:bdr w:val="none" w:sz="0" w:space="0" w:color="auto" w:frame="1"/>
         </w:rPr>
@@ -592,6 +510,98 @@
       </w:pPr>
       <w:r>
         <w:rPr>
+          <w:noProof/>
+        </w:rPr>
+        <mc:AlternateContent>
+          <mc:Choice Requires="wps">
+            <w:drawing>
+              <wp:anchor distT="0" distB="0" distL="114300" distR="114300" simplePos="0" relativeHeight="251660288" behindDoc="0" locked="0" layoutInCell="1" allowOverlap="1" wp14:anchorId="5B1F893F" wp14:editId="0966BFF8">
+                <wp:simplePos x="0" y="0"/>
+                <wp:positionH relativeFrom="column">
+                  <wp:posOffset>-866775</wp:posOffset>
+                </wp:positionH>
+                <wp:positionV relativeFrom="paragraph">
+                  <wp:posOffset>339090</wp:posOffset>
+                </wp:positionV>
+                <wp:extent cx="1493520" cy="967740"/>
+                <wp:effectExtent l="0" t="0" r="0" b="3810"/>
+                <wp:wrapNone/>
+                <wp:docPr id="2" name="Triángulo isósceles 2"/>
+                <wp:cNvGraphicFramePr/>
+                <a:graphic xmlns:a="http://schemas.openxmlformats.org/drawingml/2006/main">
+                  <a:graphicData uri="http://schemas.microsoft.com/office/word/2010/wordprocessingShape">
+                    <wps:wsp>
+                      <wps:cNvSpPr/>
+                      <wps:spPr>
+                        <a:xfrm>
+                          <a:off x="0" y="0"/>
+                          <a:ext cx="1493520" cy="967740"/>
+                        </a:xfrm>
+                        <a:prstGeom prst="triangle">
+                          <a:avLst/>
+                        </a:prstGeom>
+                        <a:solidFill>
+                          <a:schemeClr val="bg1"/>
+                        </a:solidFill>
+                        <a:ln>
+                          <a:noFill/>
+                        </a:ln>
+                      </wps:spPr>
+                      <wps:style>
+                        <a:lnRef idx="2">
+                          <a:schemeClr val="accent1">
+                            <a:shade val="15000"/>
+                          </a:schemeClr>
+                        </a:lnRef>
+                        <a:fillRef idx="1">
+                          <a:schemeClr val="accent1"/>
+                        </a:fillRef>
+                        <a:effectRef idx="0">
+                          <a:schemeClr val="accent1"/>
+                        </a:effectRef>
+                        <a:fontRef idx="minor">
+                          <a:schemeClr val="lt1"/>
+                        </a:fontRef>
+                      </wps:style>
+                      <wps:bodyPr rot="0" spcFirstLastPara="0" vertOverflow="overflow" horzOverflow="overflow" vert="horz" wrap="square" lIns="91440" tIns="45720" rIns="91440" bIns="45720" numCol="1" spcCol="0" rtlCol="0" fromWordArt="0" anchor="ctr" anchorCtr="0" forceAA="0" compatLnSpc="1">
+                        <a:prstTxWarp prst="textNoShape">
+                          <a:avLst/>
+                        </a:prstTxWarp>
+                        <a:noAutofit/>
+                      </wps:bodyPr>
+                    </wps:wsp>
+                  </a:graphicData>
+                </a:graphic>
+                <wp14:sizeRelH relativeFrom="margin">
+                  <wp14:pctWidth>0</wp14:pctWidth>
+                </wp14:sizeRelH>
+                <wp14:sizeRelV relativeFrom="margin">
+                  <wp14:pctHeight>0</wp14:pctHeight>
+                </wp14:sizeRelV>
+              </wp:anchor>
+            </w:drawing>
+          </mc:Choice>
+          <mc:Fallback>
+            <w:pict>
+              <v:shapetype w14:anchorId="07117BBD" id="_x0000_t5" coordsize="21600,21600" o:spt="5" adj="10800" path="m@0,l,21600r21600,xe">
+                <v:stroke joinstyle="miter"/>
+                <v:formulas>
+                  <v:f eqn="val #0"/>
+                  <v:f eqn="prod #0 1 2"/>
+                  <v:f eqn="sum @1 10800 0"/>
+                </v:formulas>
+                <v:path gradientshapeok="t" o:connecttype="custom" o:connectlocs="@0,0;@1,10800;0,21600;10800,21600;21600,21600;@2,10800" textboxrect="0,10800,10800,18000;5400,10800,16200,18000;10800,10800,21600,18000;0,7200,7200,21600;7200,7200,14400,21600;14400,7200,21600,21600"/>
+                <v:handles>
+                  <v:h position="#0,topLeft" xrange="0,21600"/>
+                </v:handles>
+              </v:shapetype>
+              <v:shape id="Triángulo isósceles 2" o:spid="_x0000_s1026" type="#_x0000_t5" style="position:absolute;margin-left:-68.25pt;margin-top:26.7pt;width:117.6pt;height:76.2pt;z-index:251660288;visibility:visible;mso-wrap-style:square;mso-width-percent:0;mso-height-percent:0;mso-wrap-distance-left:9pt;mso-wrap-distance-top:0;mso-wrap-distance-right:9pt;mso-wrap-distance-bottom:0;mso-position-horizontal:absolute;mso-position-horizontal-relative:text;mso-position-vertical:absolute;mso-position-vertical-relative:text;mso-width-percent:0;mso-height-percent:0;mso-width-relative:margin;mso-height-relative:margin;v-text-anchor:middle" o:gfxdata="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" fillcolor="white [3212]" stroked="f" strokeweight="1pt"/>
+            </w:pict>
+          </mc:Fallback>
+        </mc:AlternateContent>
+      </w:r>
+      <w:r>
+        <w:rPr>
           <w:rFonts w:cs="Times New Roman"/>
         </w:rPr>
         <w:t>CIUDAD UNIVERSITARIA, MARZO 2026</w:t>
@@ -684,7 +694,7 @@
           <w:r>
             <w:fldChar w:fldCharType="separate"/>
           </w:r>
-          <w:hyperlink w:anchor="_Toc223945115" w:history="1">
+          <w:hyperlink w:anchor="_Toc223949900" w:history="1">
             <w:r>
               <w:rPr>
                 <w:rStyle w:val="Hipervnculo"/>
@@ -711,7 +721,7 @@
                 <w:noProof/>
                 <w:webHidden/>
               </w:rPr>
-              <w:instrText xml:space="preserve"> PAGEREF _Toc223945115 \h </w:instrText>
+              <w:instrText xml:space="preserve"> PAGEREF _Toc223949900 \h </w:instrText>
             </w:r>
             <w:r>
               <w:rPr>
@@ -754,7 +764,7 @@
               <w:lang w:eastAsia="es-SV"/>
             </w:rPr>
           </w:pPr>
-          <w:hyperlink w:anchor="_Toc223945116" w:history="1">
+          <w:hyperlink w:anchor="_Toc223949901" w:history="1">
             <w:r>
               <w:rPr>
                 <w:rStyle w:val="Hipervnculo"/>
@@ -781,7 +791,7 @@
                 <w:noProof/>
                 <w:webHidden/>
               </w:rPr>
-              <w:instrText xml:space="preserve"> PAGEREF _Toc223945116 \h </w:instrText>
+              <w:instrText xml:space="preserve"> PAGEREF _Toc223949901 \h </w:instrText>
             </w:r>
             <w:r>
               <w:rPr>
@@ -824,7 +834,7 @@
               <w:lang w:eastAsia="es-SV"/>
             </w:rPr>
           </w:pPr>
-          <w:hyperlink w:anchor="_Toc223945117" w:history="1">
+          <w:hyperlink w:anchor="_Toc223949902" w:history="1">
             <w:r>
               <w:rPr>
                 <w:rStyle w:val="Hipervnculo"/>
@@ -851,7 +861,7 @@
                 <w:noProof/>
                 <w:webHidden/>
               </w:rPr>
-              <w:instrText xml:space="preserve"> PAGEREF _Toc223945117 \h </w:instrText>
+              <w:instrText xml:space="preserve"> PAGEREF _Toc223949902 \h </w:instrText>
             </w:r>
             <w:r>
               <w:rPr>
@@ -894,7 +904,7 @@
               <w:lang w:eastAsia="es-SV"/>
             </w:rPr>
           </w:pPr>
-          <w:hyperlink w:anchor="_Toc223945118" w:history="1">
+          <w:hyperlink w:anchor="_Toc223949903" w:history="1">
             <w:r>
               <w:rPr>
                 <w:rStyle w:val="Hipervnculo"/>
@@ -921,7 +931,7 @@
                 <w:noProof/>
                 <w:webHidden/>
               </w:rPr>
-              <w:instrText xml:space="preserve"> PAGEREF _Toc223945118 \h </w:instrText>
+              <w:instrText xml:space="preserve"> PAGEREF _Toc223949903 \h </w:instrText>
             </w:r>
             <w:r>
               <w:rPr>
@@ -964,7 +974,7 @@
               <w:lang w:eastAsia="es-SV"/>
             </w:rPr>
           </w:pPr>
-          <w:hyperlink w:anchor="_Toc223945119" w:history="1">
+          <w:hyperlink w:anchor="_Toc223949904" w:history="1">
             <w:r>
               <w:rPr>
                 <w:rStyle w:val="Hipervnculo"/>
@@ -991,7 +1001,7 @@
                 <w:noProof/>
                 <w:webHidden/>
               </w:rPr>
-              <w:instrText xml:space="preserve"> PAGEREF _Toc223945119 \h </w:instrText>
+              <w:instrText xml:space="preserve"> PAGEREF _Toc223949904 \h </w:instrText>
             </w:r>
             <w:r>
               <w:rPr>
@@ -1034,7 +1044,7 @@
               <w:lang w:eastAsia="es-SV"/>
             </w:rPr>
           </w:pPr>
-          <w:hyperlink w:anchor="_Toc223945120" w:history="1">
+          <w:hyperlink w:anchor="_Toc223949905" w:history="1">
             <w:r>
               <w:rPr>
                 <w:rStyle w:val="Hipervnculo"/>
@@ -1061,7 +1071,7 @@
                 <w:noProof/>
                 <w:webHidden/>
               </w:rPr>
-              <w:instrText xml:space="preserve"> PAGEREF _Toc223945120 \h </w:instrText>
+              <w:instrText xml:space="preserve"> PAGEREF _Toc223949905 \h </w:instrText>
             </w:r>
             <w:r>
               <w:rPr>
@@ -1081,7 +1091,7 @@
                 <w:noProof/>
                 <w:webHidden/>
               </w:rPr>
-              <w:t>3</w:t>
+              <w:t>4</w:t>
             </w:r>
             <w:r>
               <w:rPr>
@@ -1104,7 +1114,7 @@
               <w:lang w:eastAsia="es-SV"/>
             </w:rPr>
           </w:pPr>
-          <w:hyperlink w:anchor="_Toc223945121" w:history="1">
+          <w:hyperlink w:anchor="_Toc223949906" w:history="1">
             <w:r>
               <w:rPr>
                 <w:rStyle w:val="Hipervnculo"/>
@@ -1131,7 +1141,7 @@
                 <w:noProof/>
                 <w:webHidden/>
               </w:rPr>
-              <w:instrText xml:space="preserve"> PAGEREF _Toc223945121 \h </w:instrText>
+              <w:instrText xml:space="preserve"> PAGEREF _Toc223949906 \h </w:instrText>
             </w:r>
             <w:r>
               <w:rPr>
@@ -1174,7 +1184,7 @@
               <w:lang w:eastAsia="es-SV"/>
             </w:rPr>
           </w:pPr>
-          <w:hyperlink w:anchor="_Toc223945122" w:history="1">
+          <w:hyperlink w:anchor="_Toc223949907" w:history="1">
             <w:r>
               <w:rPr>
                 <w:rStyle w:val="Hipervnculo"/>
@@ -1201,7 +1211,7 @@
                 <w:noProof/>
                 <w:webHidden/>
               </w:rPr>
-              <w:instrText xml:space="preserve"> PAGEREF _Toc223945122 \h </w:instrText>
+              <w:instrText xml:space="preserve"> PAGEREF _Toc223949907 \h </w:instrText>
             </w:r>
             <w:r>
               <w:rPr>
@@ -1244,7 +1254,7 @@
               <w:lang w:eastAsia="es-SV"/>
             </w:rPr>
           </w:pPr>
-          <w:hyperlink w:anchor="_Toc223945123" w:history="1">
+          <w:hyperlink w:anchor="_Toc223949908" w:history="1">
             <w:r>
               <w:rPr>
                 <w:noProof/>
@@ -1264,7 +1274,7 @@
                 <w:noProof/>
                 <w:webHidden/>
               </w:rPr>
-              <w:instrText xml:space="preserve"> PAGEREF _Toc223945123 \h </w:instrText>
+              <w:instrText xml:space="preserve"> PAGEREF _Toc223949908 \h </w:instrText>
             </w:r>
             <w:r>
               <w:rPr>
@@ -1307,7 +1317,7 @@
               <w:lang w:eastAsia="es-SV"/>
             </w:rPr>
           </w:pPr>
-          <w:hyperlink w:anchor="_Toc223945124" w:history="1">
+          <w:hyperlink w:anchor="_Toc223949909" w:history="1">
             <w:r>
               <w:rPr>
                 <w:rStyle w:val="Hipervnculo"/>
@@ -1334,7 +1344,7 @@
                 <w:noProof/>
                 <w:webHidden/>
               </w:rPr>
-              <w:instrText xml:space="preserve"> PAGEREF _Toc223945124 \h </w:instrText>
+              <w:instrText xml:space="preserve"> PAGEREF _Toc223949909 \h </w:instrText>
             </w:r>
             <w:r>
               <w:rPr>
@@ -1377,7 +1387,7 @@
               <w:lang w:eastAsia="es-SV"/>
             </w:rPr>
           </w:pPr>
-          <w:hyperlink w:anchor="_Toc223945125" w:history="1">
+          <w:hyperlink w:anchor="_Toc223949910" w:history="1">
             <w:r>
               <w:rPr>
                 <w:rStyle w:val="Hipervnculo"/>
@@ -1404,7 +1414,7 @@
                 <w:noProof/>
                 <w:webHidden/>
               </w:rPr>
-              <w:instrText xml:space="preserve"> PAGEREF _Toc223945125 \h </w:instrText>
+              <w:instrText xml:space="preserve"> PAGEREF _Toc223949910 \h </w:instrText>
             </w:r>
             <w:r>
               <w:rPr>
@@ -1447,7 +1457,7 @@
               <w:lang w:eastAsia="es-SV"/>
             </w:rPr>
           </w:pPr>
-          <w:hyperlink w:anchor="_Toc223945126" w:history="1">
+          <w:hyperlink w:anchor="_Toc223949911" w:history="1">
             <w:r>
               <w:rPr>
                 <w:rStyle w:val="Hipervnculo"/>
@@ -1474,7 +1484,7 @@
                 <w:noProof/>
                 <w:webHidden/>
               </w:rPr>
-              <w:instrText xml:space="preserve"> PAGEREF _Toc223945126 \h </w:instrText>
+              <w:instrText xml:space="preserve"> PAGEREF _Toc223949911 \h </w:instrText>
             </w:r>
             <w:r>
               <w:rPr>
@@ -1599,7 +1609,7 @@
           <w:szCs w:val="24"/>
         </w:rPr>
       </w:pPr>
-      <w:bookmarkStart w:id="0" w:name="_Toc223945115"/>
+      <w:bookmarkStart w:id="0" w:name="_Toc223949900"/>
       <w:r>
         <w:rPr>
           <w:sz w:val="24"/>
@@ -2049,7 +2059,7 @@
           <w:szCs w:val="24"/>
         </w:rPr>
       </w:pPr>
-      <w:bookmarkStart w:id="1" w:name="_Toc223945116"/>
+      <w:bookmarkStart w:id="1" w:name="_Toc223949901"/>
       <w:r>
         <w:rPr>
           <w:sz w:val="24"/>
@@ -2069,7 +2079,7 @@
           <w:szCs w:val="24"/>
         </w:rPr>
       </w:pPr>
-      <w:bookmarkStart w:id="2" w:name="_Toc223945117"/>
+      <w:bookmarkStart w:id="2" w:name="_Toc223949902"/>
       <w:r>
         <w:rPr>
           <w:sz w:val="24"/>
@@ -2080,35 +2090,8 @@
       <w:bookmarkEnd w:id="2"/>
     </w:p>
     <w:p>
-      <w:pPr>
-        <w:spacing w:line="360" w:lineRule="auto"/>
-        <w:ind w:firstLine="708"/>
-        <w:rPr>
-          <w:sz w:val="22"/>
-          <w:szCs w:val="22"/>
-        </w:rPr>
-      </w:pPr>
-      <w:r>
-        <w:rPr>
-          <w:sz w:val="22"/>
-          <w:szCs w:val="22"/>
-        </w:rPr>
-        <w:t>Desarrollar un sistema informático que permita optimizar la gestión administrativa de los servicios médicos en la clínica odontológica “</w:t>
-      </w:r>
-      <w:r>
-        <w:rPr>
-          <w:sz w:val="22"/>
-          <w:szCs w:val="22"/>
-          <w:highlight w:val="yellow"/>
-        </w:rPr>
-        <w:t>Nombre</w:t>
-      </w:r>
-      <w:r>
-        <w:rPr>
-          <w:sz w:val="22"/>
-          <w:szCs w:val="22"/>
-        </w:rPr>
-        <w:t>”, facilitando el control de información, la organización de los procesos y la reducción de tareas manuales.</w:t>
+      <w:r>
+        <w:t>Desarrollar un sistema informático para la gestión administrativa de servicios médicos de la clínica odontológica “nombre”.</w:t>
       </w:r>
     </w:p>
     <w:p>
@@ -2120,7 +2103,7 @@
           <w:szCs w:val="24"/>
         </w:rPr>
       </w:pPr>
-      <w:bookmarkStart w:id="3" w:name="_Toc223945118"/>
+      <w:bookmarkStart w:id="3" w:name="_Toc223949903"/>
       <w:r>
         <w:rPr>
           <w:sz w:val="24"/>
@@ -2129,6 +2112,90 @@
         <w:t>Específicos</w:t>
       </w:r>
       <w:bookmarkEnd w:id="3"/>
+    </w:p>
+    <w:p>
+      <w:pPr>
+        <w:pStyle w:val="Prrafodelista"/>
+        <w:numPr>
+          <w:ilvl w:val="0"/>
+          <w:numId w:val="3"/>
+        </w:numPr>
+      </w:pPr>
+      <w:r>
+        <w:t>Investigar sobre la situación actual de la problemática, con el fin de conocer los procesos relevantes de la clínica odontológica “nombre”.</w:t>
+      </w:r>
+    </w:p>
+    <w:p>
+      <w:pPr>
+        <w:pStyle w:val="Prrafodelista"/>
+        <w:numPr>
+          <w:ilvl w:val="0"/>
+          <w:numId w:val="3"/>
+        </w:numPr>
+      </w:pPr>
+      <w:r>
+        <w:t>Procesar la información obtenida y definir los requerimientos del sistema informático.</w:t>
+      </w:r>
+    </w:p>
+    <w:p>
+      <w:pPr>
+        <w:pStyle w:val="Prrafodelista"/>
+        <w:numPr>
+          <w:ilvl w:val="0"/>
+          <w:numId w:val="3"/>
+        </w:numPr>
+      </w:pPr>
+      <w:r>
+        <w:t>Diseñar el sistema informático, siguiendo los requerimientos definidos anteriormente.</w:t>
+      </w:r>
+    </w:p>
+    <w:p>
+      <w:pPr>
+        <w:pStyle w:val="Prrafodelista"/>
+        <w:numPr>
+          <w:ilvl w:val="0"/>
+          <w:numId w:val="3"/>
+        </w:numPr>
+      </w:pPr>
+      <w:r>
+        <w:t>Desarrollar el sistema informático y realizar pruebas de su funcionamiento.</w:t>
+      </w:r>
+    </w:p>
+    <w:p>
+      <w:pPr>
+        <w:pStyle w:val="Prrafodelista"/>
+        <w:numPr>
+          <w:ilvl w:val="0"/>
+          <w:numId w:val="3"/>
+        </w:numPr>
+      </w:pPr>
+      <w:r>
+        <w:t>Elaborar la documentación respectiva del software del sistema informático.</w:t>
+      </w:r>
+    </w:p>
+    <w:p>
+      <w:pPr>
+        <w:pStyle w:val="Prrafodelista"/>
+        <w:numPr>
+          <w:ilvl w:val="0"/>
+          <w:numId w:val="3"/>
+        </w:numPr>
+      </w:pPr>
+      <w:r>
+        <w:t>Crear un plan de implementación del sistema informático en la clínica odontológica “nombre”.</w:t>
+      </w:r>
+    </w:p>
+    <w:p>
+      <w:pPr>
+        <w:pStyle w:val="Prrafodelista"/>
+        <w:numPr>
+          <w:ilvl w:val="0"/>
+          <w:numId w:val="3"/>
+        </w:numPr>
+      </w:pPr>
+      <w:r>
+        <w:t>Poner en marcha el plan de implementación.</w:t>
+      </w:r>
     </w:p>
     <w:p>
       <w:pPr>
@@ -2139,160 +2206,11 @@
         </w:numPr>
         <w:spacing w:line="360" w:lineRule="auto"/>
         <w:rPr>
-          <w:sz w:val="22"/>
-          <w:szCs w:val="22"/>
-        </w:rPr>
-      </w:pPr>
-      <w:r>
-        <w:rPr>
-          <w:sz w:val="22"/>
-          <w:szCs w:val="22"/>
-        </w:rPr>
-        <w:t>Analizar la situación actual de los procesos administrativos de la clínica odontológica “</w:t>
-      </w:r>
-      <w:r>
-        <w:rPr>
-          <w:sz w:val="22"/>
-          <w:szCs w:val="22"/>
-          <w:highlight w:val="yellow"/>
-        </w:rPr>
-        <w:t>Nombre</w:t>
-      </w:r>
-      <w:r>
-        <w:rPr>
-          <w:sz w:val="22"/>
-          <w:szCs w:val="22"/>
-        </w:rPr>
-        <w:t>”, con el propósito de identificar las principales necesidades y problemáticas relacionadas con la gestión de información.</w:t>
-      </w:r>
-    </w:p>
-    <w:p>
-      <w:pPr>
-        <w:pStyle w:val="Prrafodelista"/>
-        <w:numPr>
-          <w:ilvl w:val="0"/>
-          <w:numId w:val="3"/>
-        </w:numPr>
-        <w:spacing w:line="360" w:lineRule="auto"/>
-        <w:rPr>
-          <w:sz w:val="22"/>
-          <w:szCs w:val="22"/>
-        </w:rPr>
-      </w:pPr>
-      <w:r>
-        <w:rPr>
-          <w:sz w:val="22"/>
-          <w:szCs w:val="22"/>
-        </w:rPr>
-        <w:t>Definir los requerimientos funcionales y no funcionales del sistema informático a partir de la información obtenida en el análisis del problema.</w:t>
-      </w:r>
-    </w:p>
-    <w:p>
-      <w:pPr>
-        <w:pStyle w:val="Prrafodelista"/>
-        <w:numPr>
-          <w:ilvl w:val="0"/>
-          <w:numId w:val="3"/>
-        </w:numPr>
-        <w:spacing w:line="360" w:lineRule="auto"/>
-        <w:rPr>
-          <w:sz w:val="22"/>
-          <w:szCs w:val="22"/>
-        </w:rPr>
-      </w:pPr>
-      <w:r>
-        <w:rPr>
-          <w:sz w:val="22"/>
-          <w:szCs w:val="22"/>
-        </w:rPr>
-        <w:t>Diseñar la estructura y funcionamiento del sistema informático, considerando los requerimientos previamente establecidos y los procesos administrativos de la clínica.</w:t>
-      </w:r>
-    </w:p>
-    <w:p>
-      <w:pPr>
-        <w:pStyle w:val="Prrafodelista"/>
-        <w:numPr>
-          <w:ilvl w:val="0"/>
-          <w:numId w:val="3"/>
-        </w:numPr>
-        <w:spacing w:line="360" w:lineRule="auto"/>
-        <w:rPr>
-          <w:sz w:val="22"/>
-          <w:szCs w:val="22"/>
-        </w:rPr>
-      </w:pPr>
-      <w:r>
-        <w:rPr>
-          <w:sz w:val="22"/>
-          <w:szCs w:val="22"/>
-        </w:rPr>
-        <w:t>Implementar el sistema informático para automatizar los procesos administrativos relacionados con la gestión de servicios médicos.</w:t>
-      </w:r>
-    </w:p>
-    <w:p>
-      <w:pPr>
-        <w:pStyle w:val="Prrafodelista"/>
-        <w:numPr>
-          <w:ilvl w:val="0"/>
-          <w:numId w:val="3"/>
-        </w:numPr>
-        <w:spacing w:line="360" w:lineRule="auto"/>
-        <w:rPr>
-          <w:sz w:val="22"/>
-          <w:szCs w:val="22"/>
-        </w:rPr>
-      </w:pPr>
-      <w:r>
-        <w:rPr>
-          <w:sz w:val="22"/>
-          <w:szCs w:val="22"/>
-        </w:rPr>
-        <w:t>Evaluar el funcionamiento del sistema mediante pruebas que permitan verificar el cumplimiento de los requerimientos establecidos.</w:t>
-      </w:r>
-    </w:p>
-    <w:p>
-      <w:pPr>
-        <w:pStyle w:val="Prrafodelista"/>
-        <w:numPr>
-          <w:ilvl w:val="0"/>
-          <w:numId w:val="3"/>
-        </w:numPr>
-        <w:spacing w:line="360" w:lineRule="auto"/>
-        <w:rPr>
-          <w:rFonts w:cs="Times New Roman"/>
-          <w:sz w:val="22"/>
-          <w:szCs w:val="22"/>
-        </w:rPr>
-      </w:pPr>
-      <w:r>
-        <w:rPr>
-          <w:sz w:val="22"/>
-          <w:szCs w:val="22"/>
-        </w:rPr>
-        <w:t>Elaborar la documentación técnica y de usuario correspondiente al sistema informático desarrollado.</w:t>
-      </w:r>
-    </w:p>
-    <w:p>
-      <w:pPr>
-        <w:pStyle w:val="Prrafodelista"/>
-        <w:numPr>
-          <w:ilvl w:val="0"/>
-          <w:numId w:val="3"/>
-        </w:numPr>
-        <w:spacing w:line="360" w:lineRule="auto"/>
-        <w:rPr>
-          <w:rFonts w:cs="Times New Roman"/>
-          <w:sz w:val="22"/>
-          <w:szCs w:val="22"/>
-        </w:rPr>
-      </w:pPr>
-      <w:r>
-        <w:rPr>
-          <w:sz w:val="22"/>
-          <w:szCs w:val="22"/>
-        </w:rPr>
-        <w:t>Proponer un plan de implementación que facilite la incorporación del sistema informático en las actividades administrativas de la clínica odontológica.</w:t>
-      </w:r>
+          <w:rFonts w:cs="Times New Roman"/>
+          <w:sz w:val="22"/>
+          <w:szCs w:val="22"/>
+        </w:rPr>
+      </w:pPr>
       <w:r>
         <w:rPr>
           <w:rFonts w:cs="Times New Roman"/>
@@ -2312,7 +2230,7 @@
           <w:szCs w:val="24"/>
         </w:rPr>
       </w:pPr>
-      <w:bookmarkStart w:id="4" w:name="_Toc223945119"/>
+      <w:bookmarkStart w:id="4" w:name="_Toc223949904"/>
       <w:r>
         <w:rPr>
           <w:sz w:val="24"/>
@@ -2641,7 +2559,7 @@
           <w:szCs w:val="24"/>
         </w:rPr>
       </w:pPr>
-      <w:bookmarkStart w:id="5" w:name="_Toc223945120"/>
+      <w:bookmarkStart w:id="5" w:name="_Toc223949905"/>
       <w:r>
         <w:rPr>
           <w:sz w:val="24"/>
@@ -2686,18 +2604,7 @@
           <w:lang w:eastAsia="es-SV"/>
           <w14:ligatures w14:val="none"/>
         </w:rPr>
-        <w:t>del trabajo de graduación previo “Sistema informático para la administración de servicios médicos en la unidad de hemato-oncología del hospital nacional rosales”</w:t>
-      </w:r>
-      <w:r>
-        <w:rPr>
-          <w:rFonts w:eastAsia="Times New Roman" w:cs="Times New Roman"/>
-          <w:kern w:val="0"/>
-          <w:sz w:val="22"/>
-          <w:szCs w:val="22"/>
-          <w:lang w:eastAsia="es-SV"/>
-          <w14:ligatures w14:val="none"/>
-        </w:rPr>
-        <w:t xml:space="preserve"> y del </w:t>
+        <w:t xml:space="preserve">del trabajo de graduación previo “Sistema informático para la administración de servicios médicos en la unidad de hemato-oncología del hospital nacional rosales” y del </w:t>
       </w:r>
       <w:r>
         <w:rPr>
@@ -3103,7 +3010,7 @@
           <w:szCs w:val="24"/>
         </w:rPr>
       </w:pPr>
-      <w:bookmarkStart w:id="6" w:name="_Toc223945121"/>
+      <w:bookmarkStart w:id="6" w:name="_Toc223949906"/>
       <w:r>
         <w:rPr>
           <w:sz w:val="24"/>
@@ -3480,7 +3387,7 @@
           <w:szCs w:val="24"/>
         </w:rPr>
       </w:pPr>
-      <w:bookmarkStart w:id="7" w:name="_Toc223945122"/>
+      <w:bookmarkStart w:id="7" w:name="_Toc223949907"/>
       <w:r>
         <w:rPr>
           <w:sz w:val="24"/>
@@ -3493,6 +3400,9 @@
     </w:p>
     <w:p>
       <w:r>
+        <w:rPr>
+          <w:noProof/>
+        </w:rPr>
         <mc:AlternateContent>
           <mc:Choice Requires="wps">
             <w:drawing>
@@ -3772,6 +3682,9 @@
         </mc:AlternateContent>
       </w:r>
       <w:r>
+        <w:rPr>
+          <w:noProof/>
+        </w:rPr>
         <mc:AlternateContent>
           <mc:Choice Requires="wps">
             <w:drawing>
@@ -4325,6 +4238,9 @@
     </w:p>
     <w:p>
       <w:r>
+        <w:rPr>
+          <w:noProof/>
+        </w:rPr>
         <mc:AlternateContent>
           <mc:Choice Requires="wps">
             <w:drawing>
@@ -4875,6 +4791,9 @@
         </mc:AlternateContent>
       </w:r>
       <w:r>
+        <w:rPr>
+          <w:noProof/>
+        </w:rPr>
         <mc:AlternateContent>
           <mc:Choice Requires="wps">
             <w:drawing>
@@ -5608,8 +5527,11 @@
           <w:docGrid w:linePitch="360"/>
         </w:sectPr>
       </w:pPr>
-      <w:bookmarkStart w:id="8" w:name="_Toc223945123"/>
-      <w:r>
+      <w:bookmarkStart w:id="8" w:name="_Toc223949908"/>
+      <w:r>
+        <w:rPr>
+          <w:noProof/>
+        </w:rPr>
         <mc:AlternateContent>
           <mc:Choice Requires="wps">
             <w:drawing>
@@ -5825,6 +5747,9 @@
         </mc:AlternateContent>
       </w:r>
       <w:r>
+        <w:rPr>
+          <w:noProof/>
+        </w:rPr>
         <mc:AlternateContent>
           <mc:Choice Requires="wps">
             <w:drawing>
@@ -6002,6 +5927,9 @@
         </mc:AlternateContent>
       </w:r>
       <w:r>
+        <w:rPr>
+          <w:noProof/>
+        </w:rPr>
         <mc:AlternateContent>
           <mc:Choice Requires="wps">
             <w:drawing>
@@ -6217,6 +6145,9 @@
         </mc:AlternateContent>
       </w:r>
       <w:r>
+        <w:rPr>
+          <w:noProof/>
+        </w:rPr>
         <mc:AlternateContent>
           <mc:Choice Requires="wps">
             <w:drawing>
@@ -6426,6 +6357,9 @@
         </mc:AlternateContent>
       </w:r>
       <w:r>
+        <w:rPr>
+          <w:noProof/>
+        </w:rPr>
         <mc:AlternateContent>
           <mc:Choice Requires="wps">
             <w:drawing>
@@ -6523,15 +6457,7 @@
                                 <w:sz w:val="22"/>
                                 <w:szCs w:val="22"/>
                               </w:rPr>
-                              <w:t>C</w:t>
-                            </w:r>
-                            <w:r>
-                              <w:rPr>
-                                <w:color w:val="000000" w:themeColor="text1"/>
-                                <w:sz w:val="22"/>
-                                <w:szCs w:val="22"/>
-                              </w:rPr>
-                              <w:t>orrección de datos de un paciente después de revisar un reporte</w:t>
+                              <w:t>Corrección de datos de un paciente después de revisar un reporte</w:t>
                             </w:r>
                           </w:p>
                           <w:p>
@@ -6549,15 +6475,7 @@
                                 <w:sz w:val="22"/>
                                 <w:szCs w:val="22"/>
                               </w:rPr>
-                              <w:t>- R</w:t>
-                            </w:r>
-                            <w:r>
-                              <w:rPr>
-                                <w:color w:val="000000" w:themeColor="text1"/>
-                                <w:sz w:val="22"/>
-                                <w:szCs w:val="22"/>
-                              </w:rPr>
-                              <w:t>eprogramación de una cita después de revisar la agenda</w:t>
+                              <w:t>- Reprogramación de una cita después de revisar la agenda</w:t>
                             </w:r>
                           </w:p>
                           <w:p>
@@ -6575,23 +6493,7 @@
                                 <w:sz w:val="22"/>
                                 <w:szCs w:val="22"/>
                               </w:rPr>
-                              <w:t>- A</w:t>
-                            </w:r>
-                            <w:r>
-                              <w:rPr>
-                                <w:color w:val="000000" w:themeColor="text1"/>
-                                <w:sz w:val="22"/>
-                                <w:szCs w:val="22"/>
-                              </w:rPr>
-                              <w:t>juste del inventario al revisar reportes de materiales utilizados</w:t>
-                            </w:r>
-                            <w:r>
-                              <w:rPr>
-                                <w:color w:val="000000" w:themeColor="text1"/>
-                                <w:sz w:val="22"/>
-                                <w:szCs w:val="22"/>
-                              </w:rPr>
-                              <w:t>.</w:t>
+                              <w:t>- Ajuste del inventario al revisar reportes de materiales utilizados.</w:t>
                             </w:r>
                           </w:p>
                           <w:p>
@@ -6609,15 +6511,7 @@
                                 <w:sz w:val="22"/>
                                 <w:szCs w:val="22"/>
                               </w:rPr>
-                              <w:t>- A</w:t>
-                            </w:r>
-                            <w:r>
-                              <w:rPr>
-                                <w:color w:val="000000" w:themeColor="text1"/>
-                                <w:sz w:val="22"/>
-                                <w:szCs w:val="22"/>
-                              </w:rPr>
-                              <w:t>ctualización de diagnósticos cuando se detecta un error</w:t>
+                              <w:t>- Actualización de diagnósticos cuando se detecta un error</w:t>
                             </w:r>
                           </w:p>
                           <w:p>
@@ -6701,15 +6595,7 @@
                           <w:sz w:val="22"/>
                           <w:szCs w:val="22"/>
                         </w:rPr>
-                        <w:t>C</w:t>
-                      </w:r>
-                      <w:r>
-                        <w:rPr>
-                          <w:color w:val="000000" w:themeColor="text1"/>
-                          <w:sz w:val="22"/>
-                          <w:szCs w:val="22"/>
-                        </w:rPr>
-                        <w:t>orrección de datos de un paciente después de revisar un reporte</w:t>
+                        <w:t>Corrección de datos de un paciente después de revisar un reporte</w:t>
                       </w:r>
                     </w:p>
                     <w:p>
@@ -6727,15 +6613,7 @@
                           <w:sz w:val="22"/>
                           <w:szCs w:val="22"/>
                         </w:rPr>
-                        <w:t>- R</w:t>
-                      </w:r>
-                      <w:r>
-                        <w:rPr>
-                          <w:color w:val="000000" w:themeColor="text1"/>
-                          <w:sz w:val="22"/>
-                          <w:szCs w:val="22"/>
-                        </w:rPr>
-                        <w:t>eprogramación de una cita después de revisar la agenda</w:t>
+                        <w:t>- Reprogramación de una cita después de revisar la agenda</w:t>
                       </w:r>
                     </w:p>
                     <w:p>
@@ -6753,23 +6631,7 @@
                           <w:sz w:val="22"/>
                           <w:szCs w:val="22"/>
                         </w:rPr>
-                        <w:t>- A</w:t>
-                      </w:r>
-                      <w:r>
-                        <w:rPr>
-                          <w:color w:val="000000" w:themeColor="text1"/>
-                          <w:sz w:val="22"/>
-                          <w:szCs w:val="22"/>
-                        </w:rPr>
-                        <w:t>juste del inventario al revisar reportes de materiales utilizados</w:t>
-                      </w:r>
-                      <w:r>
-                        <w:rPr>
-                          <w:color w:val="000000" w:themeColor="text1"/>
-                          <w:sz w:val="22"/>
-                          <w:szCs w:val="22"/>
-                        </w:rPr>
-                        <w:t>.</w:t>
+                        <w:t>- Ajuste del inventario al revisar reportes de materiales utilizados.</w:t>
                       </w:r>
                     </w:p>
                     <w:p>
@@ -6787,15 +6649,7 @@
                           <w:sz w:val="22"/>
                           <w:szCs w:val="22"/>
                         </w:rPr>
-                        <w:t>- A</w:t>
-                      </w:r>
-                      <w:r>
-                        <w:rPr>
-                          <w:color w:val="000000" w:themeColor="text1"/>
-                          <w:sz w:val="22"/>
-                          <w:szCs w:val="22"/>
-                        </w:rPr>
-                        <w:t>ctualización de diagnósticos cuando se detecta un error</w:t>
+                        <w:t>- Actualización de diagnósticos cuando se detecta un error</w:t>
                       </w:r>
                     </w:p>
                     <w:p>
@@ -6815,6 +6669,9 @@
         </mc:AlternateContent>
       </w:r>
       <w:r>
+        <w:rPr>
+          <w:noProof/>
+        </w:rPr>
         <mc:AlternateContent>
           <mc:Choice Requires="wps">
             <w:drawing>
@@ -6886,6 +6743,9 @@
         </mc:AlternateContent>
       </w:r>
       <w:r>
+        <w:rPr>
+          <w:noProof/>
+        </w:rPr>
         <mc:AlternateContent>
           <mc:Choice Requires="wps">
             <w:drawing>
@@ -6975,7 +6835,7 @@
           <w:szCs w:val="24"/>
         </w:rPr>
       </w:pPr>
-      <w:bookmarkStart w:id="9" w:name="_Toc223945124"/>
+      <w:bookmarkStart w:id="9" w:name="_Toc223949909"/>
       <w:r>
         <w:rPr>
           <w:sz w:val="24"/>
@@ -8193,23 +8053,7 @@
           <w:sz w:val="22"/>
           <w:szCs w:val="22"/>
         </w:rPr>
-        <w:t xml:space="preserve">La </w:t>
-      </w:r>
-      <w:r>
-        <w:rPr>
-          <w:rFonts w:cs="Times New Roman"/>
-          <w:sz w:val="22"/>
-          <w:szCs w:val="22"/>
-        </w:rPr>
-        <w:t>frontera define el límite conceptual que separa el sistema de su entorno</w:t>
-      </w:r>
-      <w:r>
-        <w:rPr>
-          <w:rFonts w:cs="Times New Roman"/>
-          <w:sz w:val="22"/>
-          <w:szCs w:val="22"/>
-        </w:rPr>
-        <w:t xml:space="preserve"> y p</w:t>
+        <w:t>La frontera define el límite conceptual que separa el sistema de su entorno y p</w:t>
       </w:r>
       <w:r>
         <w:rPr>
@@ -8235,32 +8079,15 @@
           <w:szCs w:val="22"/>
           <w:u w:val="single"/>
         </w:rPr>
-        <w:t>Dentro de</w:t>
-      </w:r>
-      <w:r>
-        <w:rPr>
-          <w:rFonts w:cs="Times New Roman"/>
-          <w:sz w:val="22"/>
-          <w:szCs w:val="22"/>
-          <w:u w:val="single"/>
-        </w:rPr>
-        <w:t xml:space="preserve"> la Frontera:</w:t>
-      </w:r>
-      <w:r>
-        <w:rPr>
-          <w:rFonts w:cs="Times New Roman"/>
-          <w:sz w:val="22"/>
-          <w:szCs w:val="22"/>
-        </w:rPr>
-        <w:t xml:space="preserve"> S</w:t>
-      </w:r>
-      <w:r>
-        <w:rPr>
-          <w:rFonts w:cs="Times New Roman"/>
-          <w:sz w:val="22"/>
-          <w:szCs w:val="22"/>
-        </w:rPr>
-        <w:t>e encuentran todos los componentes relacionados con el funcionamiento del sistema informático, entre ellos:</w:t>
+        <w:t>Dentro de la Frontera:</w:t>
+      </w:r>
+      <w:r>
+        <w:rPr>
+          <w:rFonts w:cs="Times New Roman"/>
+          <w:sz w:val="22"/>
+          <w:szCs w:val="22"/>
+        </w:rPr>
+        <w:t xml:space="preserve"> Se encuentran todos los componentes relacionados con el funcionamiento del sistema informático, entre ellos:</w:t>
       </w:r>
     </w:p>
     <w:p>
@@ -8283,23 +8110,7 @@
           <w:szCs w:val="22"/>
         </w:rPr>
         <w:lastRenderedPageBreak/>
-        <w:t>Módulo de registro</w:t>
-      </w:r>
-      <w:r>
-        <w:rPr>
-          <w:rFonts w:cs="Times New Roman"/>
-          <w:sz w:val="22"/>
-          <w:szCs w:val="22"/>
-        </w:rPr>
-        <w:t>, actualización y consulta del historial</w:t>
-      </w:r>
-      <w:r>
-        <w:rPr>
-          <w:rFonts w:cs="Times New Roman"/>
-          <w:sz w:val="22"/>
-          <w:szCs w:val="22"/>
-        </w:rPr>
-        <w:t xml:space="preserve"> de pacientes</w:t>
+        <w:t>Módulo de registro, actualización y consulta del historial de pacientes</w:t>
       </w:r>
     </w:p>
     <w:p>
@@ -8321,15 +8132,7 @@
           <w:sz w:val="22"/>
           <w:szCs w:val="22"/>
         </w:rPr>
-        <w:t xml:space="preserve">Módulo de </w:t>
-      </w:r>
-      <w:r>
-        <w:rPr>
-          <w:rFonts w:cs="Times New Roman"/>
-          <w:sz w:val="22"/>
-          <w:szCs w:val="22"/>
-        </w:rPr>
-        <w:t xml:space="preserve">registro, reprogramación, </w:t>
+        <w:t xml:space="preserve">Módulo de registro, reprogramación, </w:t>
       </w:r>
       <w:r>
         <w:rPr>
@@ -8499,15 +8302,7 @@
           <w:sz w:val="22"/>
           <w:szCs w:val="22"/>
         </w:rPr>
-        <w:t xml:space="preserve"> s</w:t>
-      </w:r>
-      <w:r>
-        <w:rPr>
-          <w:rFonts w:cs="Times New Roman"/>
-          <w:sz w:val="22"/>
-          <w:szCs w:val="22"/>
-        </w:rPr>
-        <w:t>e encuentran los elementos que interactúan con él pero que no forman parte de su estructura interna. Entre ellos se pueden identificar:</w:t>
+        <w:t xml:space="preserve"> se encuentran los elementos que interactúan con él pero que no forman parte de su estructura interna. Entre ellos se pueden identificar:</w:t>
       </w:r>
     </w:p>
     <w:p>
@@ -8529,15 +8324,7 @@
           <w:sz w:val="22"/>
           <w:szCs w:val="22"/>
         </w:rPr>
-        <w:t>Pacientes de la clínica</w:t>
-      </w:r>
-      <w:r>
-        <w:rPr>
-          <w:rFonts w:cs="Times New Roman"/>
-          <w:sz w:val="22"/>
-          <w:szCs w:val="22"/>
-        </w:rPr>
-        <w:t>.</w:t>
+        <w:t>Pacientes de la clínica.</w:t>
       </w:r>
     </w:p>
     <w:p>
@@ -8559,15 +8346,7 @@
           <w:sz w:val="22"/>
           <w:szCs w:val="22"/>
         </w:rPr>
-        <w:t>Odontólogos y personal médico</w:t>
-      </w:r>
-      <w:r>
-        <w:rPr>
-          <w:rFonts w:cs="Times New Roman"/>
-          <w:sz w:val="22"/>
-          <w:szCs w:val="22"/>
-        </w:rPr>
-        <w:t>.</w:t>
+        <w:t>Odontólogos y personal médico.</w:t>
       </w:r>
     </w:p>
     <w:p>
@@ -8589,15 +8368,7 @@
           <w:sz w:val="22"/>
           <w:szCs w:val="22"/>
         </w:rPr>
-        <w:t>Personal administrativo</w:t>
-      </w:r>
-      <w:r>
-        <w:rPr>
-          <w:rFonts w:cs="Times New Roman"/>
-          <w:sz w:val="22"/>
-          <w:szCs w:val="22"/>
-        </w:rPr>
-        <w:t>.</w:t>
+        <w:t>Personal administrativo.</w:t>
       </w:r>
     </w:p>
     <w:p>
@@ -8619,15 +8390,7 @@
           <w:sz w:val="22"/>
           <w:szCs w:val="22"/>
         </w:rPr>
-        <w:t>Proveedores de materiales odontológicos</w:t>
-      </w:r>
-      <w:r>
-        <w:rPr>
-          <w:rFonts w:cs="Times New Roman"/>
-          <w:sz w:val="22"/>
-          <w:szCs w:val="22"/>
-        </w:rPr>
-        <w:t>.</w:t>
+        <w:t>Proveedores de materiales odontológicos.</w:t>
       </w:r>
     </w:p>
     <w:p>
@@ -9011,7 +8774,7 @@
           <w:szCs w:val="24"/>
         </w:rPr>
       </w:pPr>
-      <w:bookmarkStart w:id="10" w:name="_Toc223945125"/>
+      <w:bookmarkStart w:id="10" w:name="_Toc223949910"/>
       <w:r>
         <w:rPr>
           <w:sz w:val="24"/>
@@ -9034,7 +8797,7 @@
           <w:szCs w:val="24"/>
         </w:rPr>
       </w:pPr>
-      <w:bookmarkStart w:id="11" w:name="_Toc223945126"/>
+      <w:bookmarkStart w:id="11" w:name="_Toc223949911"/>
       <w:r>
         <w:rPr>
           <w:sz w:val="24"/>
@@ -9083,15 +8846,7 @@
           <w:sz w:val="22"/>
           <w:szCs w:val="22"/>
         </w:rPr>
-        <w:t>. Universidad de El Salvador.</w:t>
-      </w:r>
-      <w:r>
-        <w:rPr>
-          <w:rFonts w:cs="Times New Roman"/>
-          <w:sz w:val="22"/>
-          <w:szCs w:val="22"/>
-        </w:rPr>
-        <w:t xml:space="preserve"> </w:t>
+        <w:t xml:space="preserve">. Universidad de El Salvador. </w:t>
       </w:r>
       <w:hyperlink r:id="rId10" w:history="1">
         <w:r>
@@ -9162,15 +8917,7 @@
           <w:sz w:val="22"/>
           <w:szCs w:val="22"/>
         </w:rPr>
-        <w:t>. Universidad César Vallejo.</w:t>
-      </w:r>
-      <w:r>
-        <w:rPr>
-          <w:rFonts w:cs="Times New Roman"/>
-          <w:sz w:val="22"/>
-          <w:szCs w:val="22"/>
-        </w:rPr>
-        <w:t xml:space="preserve"> </w:t>
+        <w:t xml:space="preserve">. Universidad César Vallejo. </w:t>
       </w:r>
       <w:hyperlink r:id="rId11" w:history="1">
         <w:r>
@@ -9223,31 +8970,15 @@
           <w:sz w:val="22"/>
           <w:szCs w:val="22"/>
         </w:rPr>
-        <w:t>. Repositorio institucional UES.</w:t>
-      </w:r>
-      <w:r>
-        <w:rPr>
-          <w:rFonts w:cs="Times New Roman"/>
-          <w:sz w:val="22"/>
-          <w:szCs w:val="22"/>
-        </w:rPr>
-        <w:t xml:space="preserve"> </w:t>
-      </w:r>
-      <w:r>
-        <w:rPr>
-          <w:rFonts w:cs="Times New Roman"/>
-          <w:sz w:val="22"/>
-          <w:szCs w:val="22"/>
-        </w:rPr>
-        <w:t xml:space="preserve"> </w:t>
-      </w:r>
-      <w:r>
-        <w:rPr>
-          <w:rFonts w:cs="Times New Roman"/>
-          <w:sz w:val="22"/>
-          <w:szCs w:val="22"/>
-        </w:rPr>
-        <w:t>https://repositorio.ues.edu.sv/server/api/core/bitstreams/178bc2d3-0916-4cbe-ad73-8756069d29e6/content</w:t>
+        <w:t xml:space="preserve">. Repositorio institucional UES. </w:t>
+      </w:r>
+      <w:r>
+        <w:rPr>
+          <w:rFonts w:cs="Times New Roman"/>
+          <w:sz w:val="22"/>
+          <w:szCs w:val="22"/>
+        </w:rPr>
+        <w:t xml:space="preserve"> https://repositorio.ues.edu.sv/server/api/core/bitstreams/178bc2d3-0916-4cbe-ad73-8756069d29e6/content</w:t>
       </w:r>
     </w:p>
     <w:p>
@@ -9289,15 +9020,7 @@
           <w:sz w:val="22"/>
           <w:szCs w:val="22"/>
         </w:rPr>
-        <w:t>.</w:t>
-      </w:r>
-      <w:r>
-        <w:rPr>
-          <w:rFonts w:cs="Times New Roman"/>
-          <w:sz w:val="22"/>
-          <w:szCs w:val="22"/>
-        </w:rPr>
-        <w:t xml:space="preserve">  </w:t>
+        <w:t xml:space="preserve">.  </w:t>
       </w:r>
       <w:hyperlink r:id="rId12" w:history="1">
         <w:r>
@@ -14067,6 +13790,7 @@
   <w:style w:type="character" w:default="1" w:styleId="Fuentedeprrafopredeter">
     <w:name w:val="Default Paragraph Font"/>
     <w:uiPriority w:val="1"/>
+    <w:semiHidden/>
     <w:unhideWhenUsed/>
   </w:style>
   <w:style w:type="table" w:default="1" w:styleId="Tablanormal">
